--- a/content/Bios/Frank_DeAngelis.docx
+++ b/content/Bios/Frank_DeAngelis.docx
@@ -1,353 +1,10 @@
 
 <file path=word/document.xml><?xml version="1.0" encoding="utf-8"?>
-<w:document xmlns:w14="http://schemas.microsoft.com/office/word/2010/wordml" xmlns:wp14="http://schemas.microsoft.com/office/word/2010/wordprocessingDrawing" xmlns:w="http://schemas.openxmlformats.org/wordprocessingml/2006/main" xmlns:m="http://schemas.openxmlformats.org/officeDocument/2006/math" xmlns:r="http://schemas.openxmlformats.org/officeDocument/2006/relationships" xmlns:o="urn:schemas-microsoft-com:office:office" xmlns:v="urn:schemas-microsoft-com:vml" xmlns:w10="urn:schemas-microsoft-com:office:word" xmlns:a="http://schemas.openxmlformats.org/drawingml/2006/main" xmlns:pic="http://schemas.openxmlformats.org/drawingml/2006/picture" xmlns:wp="http://schemas.openxmlformats.org/drawingml/2006/wordprocessingDrawing" xmlns:mc="http://schemas.openxmlformats.org/markup-compatibility/2006" mc:Ignorable="w14 wp14">
+<w:document xmlns:ns1="http://schemas.openxmlformats.org/markup-compatibility/2006" xmlns:ns2="http://schemas.microsoft.com/office/word/2010/wordml" xmlns:w="http://schemas.openxmlformats.org/wordprocessingml/2006/main" ns1:Ignorable="w14 wp14">
   <w:body>
-    <w:p xmlns:wp14="http://schemas.microsoft.com/office/word/2010/wordml" wp14:textId="77777777">
-      <w:pPr>
-        <w:pStyle w:val="FirstParagraph"/>
-      </w:pPr>
-      <w:r>
-        <w:rPr/>
-        <w:t>2009 Hall of Fame Inductee Frank DeAngelis - Thornton, Colorado</w:t>
-      </w:r>
-      <w:r>
-        <w:rPr/>
-        <w:t xml:space="preserve"> </w:t>
-      </w:r>
-      <w:r>
-        <w:rPr/>
-        <w:t>Frank</w:t>
-      </w:r>
-      <w:r>
-        <w:rPr/>
-        <w:t xml:space="preserve"> DeAngelis was a graduate of Ranum High School in Westminster, Colorado in 1971. </w:t>
-      </w:r>
-      <w:r>
-        <w:rPr/>
-        <w:t>He went on</w:t>
-      </w:r>
-      <w:r>
-        <w:rPr/>
-        <w:t xml:space="preserve"> </w:t>
-      </w:r>
-      <w:r>
-        <w:rPr/>
-        <w:t>educationally to earn a BA from Metro State College in 1978, an MA from the University of Colorado,</w:t>
-      </w:r>
-      <w:r>
-        <w:rPr/>
-        <w:t xml:space="preserve"> </w:t>
-      </w:r>
-      <w:r>
-        <w:rPr/>
-        <w:t>Denver in 1984 and also a Certificate from the University of Phoenix, Denver in 1994.</w:t>
-      </w:r>
-      <w:r>
-        <w:rPr/>
-        <w:t xml:space="preserve"> Today, </w:t>
-      </w:r>
-      <w:r>
-        <w:rPr/>
-        <w:t>he and</w:t>
-      </w:r>
-      <w:r>
-        <w:rPr/>
-        <w:t xml:space="preserve"> wife</w:t>
-      </w:r>
-      <w:r>
-        <w:rPr/>
-        <w:t xml:space="preserve"> </w:t>
-      </w:r>
-      <w:r>
-        <w:rPr/>
-        <w:t>Evelyn</w:t>
-      </w:r>
-      <w:r>
-        <w:rPr/>
-        <w:t xml:space="preserve"> live in Thornton.</w:t>
-      </w:r>
-      <w:r>
-        <w:rPr/>
-        <w:t xml:space="preserve"> </w:t>
-      </w:r>
-      <w:r>
-        <w:rPr/>
-        <w:t>Frank has 17 years of High School coaching experience in the Jefferson County School District. He was a</w:t>
-      </w:r>
-      <w:r>
-        <w:rPr/>
-        <w:t xml:space="preserve"> </w:t>
-      </w:r>
-      <w:r>
-        <w:rPr/>
-        <w:t>Varsity Assistant for 1 year at Jefferson Senior High, 2 years at Wheat Ridge Senior High and another</w:t>
-      </w:r>
-      <w:r>
-        <w:rPr/>
-        <w:t xml:space="preserve"> </w:t>
-      </w:r>
-      <w:r>
-        <w:rPr/>
-        <w:t>year at Columbine Senior High School. Frank became the Head Baseball Coach at Columbine Senior High</w:t>
-      </w:r>
-      <w:r>
-        <w:rPr/>
-        <w:t xml:space="preserve"> </w:t>
-      </w:r>
-      <w:r>
-        <w:rPr/>
-        <w:t xml:space="preserve">School where he won 3 League Championships and 2 State Championships in his 13 </w:t>
-      </w:r>
-      <w:r>
-        <w:rPr/>
-        <w:t>years there</w:t>
-      </w:r>
-      <w:r>
-        <w:rPr/>
-        <w:t>. He also</w:t>
-      </w:r>
-      <w:r>
-        <w:rPr/>
-        <w:t xml:space="preserve"> </w:t>
-      </w:r>
-      <w:r>
-        <w:rPr/>
-        <w:t>had 17 years of Summer League Baseball as Head Coach where he won 10 League Championships and 1</w:t>
-      </w:r>
-      <w:r>
-        <w:rPr/>
-        <w:t xml:space="preserve"> </w:t>
-      </w:r>
-      <w:r>
-        <w:rPr/>
-        <w:t>State Championship.</w:t>
-      </w:r>
-      <w:r>
-        <w:rPr/>
-        <w:t xml:space="preserve"> </w:t>
-      </w:r>
-      <w:r>
-        <w:rPr/>
-        <w:t>Mr. DeAngelis has accrued many honors and awards including:</w:t>
-      </w:r>
-      <w:r>
-        <w:rPr/>
-        <w:t xml:space="preserve"> </w:t>
-      </w:r>
-      <w:r>
-        <w:rPr/>
-        <w:t>National Coach of the Year, Region 7</w:t>
-      </w:r>
-      <w:r>
-        <w:rPr/>
-        <w:t xml:space="preserve"> </w:t>
-      </w:r>
-      <w:r>
-        <w:rPr/>
-        <w:t>Colorado High School Coaches Association - Baseball Coach of the Year</w:t>
-      </w:r>
-      <w:r>
-        <w:rPr/>
-        <w:t xml:space="preserve"> </w:t>
-      </w:r>
-      <w:r>
-        <w:rPr/>
-        <w:t>2 Years as the Rocky Mountain News &amp; Denver Post Baseball Coach of the Year</w:t>
-      </w:r>
-      <w:r>
-        <w:rPr/>
-        <w:t xml:space="preserve"> </w:t>
-      </w:r>
-      <w:r>
-        <w:rPr/>
-        <w:t>Jefferson County Board of Control Make Coach of the Year</w:t>
-      </w:r>
-      <w:r>
-        <w:rPr/>
-        <w:t xml:space="preserve"> </w:t>
-      </w:r>
-      <w:r>
-        <w:rPr/>
-        <w:t>Three Years Jefferson County Baseball Coach of the Year</w:t>
-      </w:r>
-      <w:r>
-        <w:rPr/>
-        <w:t xml:space="preserve"> </w:t>
-      </w:r>
-      <w:r>
-        <w:rPr/>
-        <w:t>Selected to Coach in the Colorado Rockies High School All State Game</w:t>
-      </w:r>
-      <w:r>
-        <w:rPr/>
-        <w:t xml:space="preserve"> </w:t>
-      </w:r>
-      <w:r>
-        <w:rPr/>
-        <w:t>6 Years selected to Coach the Jefferson County Baseball All Star Team in the State All Star Game</w:t>
-      </w:r>
-      <w:r>
-        <w:rPr/>
-        <w:t xml:space="preserve"> </w:t>
-      </w:r>
-      <w:r>
-        <w:rPr/>
-        <w:t>Colorado High School Baseball Coaches Association Mr. Baseball</w:t>
-      </w:r>
-      <w:r>
-        <w:rPr/>
-        <w:t xml:space="preserve"> </w:t>
-      </w:r>
-      <w:r>
-        <w:rPr/>
-        <w:t>University of Notre Dame People Who Makes a Difference</w:t>
-      </w:r>
-      <w:r>
-        <w:rPr/>
-        <w:t xml:space="preserve"> </w:t>
-      </w:r>
-      <w:r>
-        <w:rPr/>
-        <w:t>Colorado Athletic Directors Association Outstanding School Administrator of the Year to</w:t>
-      </w:r>
-      <w:r>
-        <w:rPr/>
-        <w:t xml:space="preserve"> </w:t>
-      </w:r>
-      <w:r>
-        <w:rPr/>
-        <w:t>Colorado Interscholastic Athletic</w:t>
-      </w:r>
-      <w:r>
-        <w:rPr/>
-        <w:t xml:space="preserve"> </w:t>
-      </w:r>
-      <w:r>
-        <w:rPr/>
-        <w:t>Selected to carry The Olympic Torch in The Torch Relay 2002 Winter Olympics</w:t>
-      </w:r>
-      <w:r>
-        <w:rPr/>
-        <w:t xml:space="preserve"> </w:t>
-      </w:r>
-      <w:r>
-        <w:rPr/>
-        <w:t>Jefferson County Association of Educational Office Professionals (JCAEOP) Administrator of the</w:t>
-      </w:r>
-      <w:r>
-        <w:rPr/>
-        <w:t xml:space="preserve"> </w:t>
-      </w:r>
-      <w:r>
-        <w:rPr/>
-        <w:t>Year</w:t>
-      </w:r>
-      <w:r>
-        <w:rPr/>
-        <w:t xml:space="preserve"> </w:t>
-      </w:r>
-      <w:r>
-        <w:rPr/>
-        <w:t>Frank’s contributions are many. He was the organizational head for an array of committees:</w:t>
-      </w:r>
-      <w:r>
-        <w:rPr/>
-        <w:t xml:space="preserve"> </w:t>
-      </w:r>
-      <w:r>
-        <w:rPr/>
-        <w:t>President of the Colorado High School Baseball Coaches Association</w:t>
-      </w:r>
-      <w:r>
-        <w:rPr/>
-        <w:t xml:space="preserve"> </w:t>
-      </w:r>
-      <w:r>
-        <w:rPr/>
-        <w:t>Baseball Committee Director of Columbine and Chatfield Little League Baseball Camps</w:t>
-      </w:r>
-      <w:r>
-        <w:rPr/>
-        <w:t xml:space="preserve"> </w:t>
-      </w:r>
-      <w:r>
-        <w:rPr/>
-        <w:t>Director of All State Baseball Games Colorado State Baseball Committee Chairperson for</w:t>
-      </w:r>
-      <w:r>
-        <w:rPr/>
-        <w:t xml:space="preserve"> </w:t>
-      </w:r>
-      <w:r>
-        <w:rPr/>
-        <w:t>Baseball</w:t>
-      </w:r>
-      <w:r>
-        <w:rPr/>
-        <w:t xml:space="preserve"> </w:t>
-      </w:r>
-      <w:r>
-        <w:rPr/>
-        <w:t>Colorado High School Activities Association Committee Member Classification and League</w:t>
-      </w:r>
-      <w:r>
-        <w:rPr/>
-        <w:t xml:space="preserve"> </w:t>
-      </w:r>
-      <w:r>
-        <w:rPr/>
-        <w:t>Organizing Committee (CLOC</w:t>
-      </w:r>
-      <w:r>
-        <w:rPr/>
-        <w:t xml:space="preserve"> </w:t>
-      </w:r>
-      <w:r>
-        <w:rPr/>
-        <w:t>Coordinator of All State Baseball Games in conjunction with the Colorado Rockies School</w:t>
-      </w:r>
-      <w:r>
-        <w:rPr/>
-        <w:t xml:space="preserve"> </w:t>
-      </w:r>
-      <w:r>
-        <w:rPr/>
-        <w:t>Improvement Committee</w:t>
-      </w:r>
-      <w:r>
-        <w:rPr/>
-        <w:t xml:space="preserve"> </w:t>
-      </w:r>
-      <w:r>
-        <w:rPr/>
-        <w:t>Baseball Committee Member for Colorado High School Activities Association</w:t>
-      </w:r>
-      <w:r>
-        <w:rPr/>
-        <w:t xml:space="preserve"> </w:t>
-      </w:r>
-      <w:r>
-        <w:rPr/>
-        <w:t>Regional Representative for the American Baseball Congress Columbine Building Representative</w:t>
-      </w:r>
-      <w:r>
-        <w:rPr/>
-        <w:t xml:space="preserve"> </w:t>
-      </w:r>
-      <w:r>
-        <w:rPr/>
-        <w:t>and Scholarship Committee Member for the Colorado High School Coaches’ Association</w:t>
-      </w:r>
-    </w:p>
-    <w:p w14:noSpellErr="1">
-      <w:pPr>
-        <w:pStyle w:val="BodyText"/>
-      </w:pPr>
-    </w:p>
-    <w:p>
-      <w:pPr>
-        <w:pStyle w:val="Heading2"/>
-        <w:spacing w:before="261" w:beforeAutospacing="off" w:after="261" w:afterAutospacing="off" w:line="300" w:lineRule="auto"/>
+    <w:p ns2:paraId="54D71041" ns2:textId="027D048D">
+      <w:pPr>
+        <w:spacing w:before="210" w:beforeAutospacing="off" w:after="210" w:afterAutospacing="off" w:line="300" w:lineRule="auto"/>
       </w:pPr>
       <w:r>
         <w:rPr>
@@ -357,33 +14,212 @@
           <w:i w:val="0"/>
           <w:iCs w:val="0"/>
           <w:noProof w:val="0"/>
-          <w:sz w:val="31"/>
-          <w:szCs w:val="31"/>
-          <w:lang w:val="en-US"/>
-        </w:rPr>
-        <w:t>Revised Biography: Frank DeAngelis</w:t>
+          <w:sz w:val="21"/>
+          <w:szCs w:val="21"/>
+          <w:lang w:val="en-US"/>
+        </w:rPr>
+        <w:t>2009 Hall of Fame Inductee – Thornton, Colorado</w:t>
       </w:r>
     </w:p>
-    <w:p>
+    <w:p ns2:paraId="5A3A929A" ns2:textId="1DCA91BF">
       <w:pPr>
         <w:spacing w:before="210" w:beforeAutospacing="off" w:after="210" w:afterAutospacing="off" w:line="300" w:lineRule="auto"/>
-      </w:pPr>
-      <w:r>
-        <w:rPr>
-          <w:rFonts w:ascii="Segoe UI" w:hAnsi="Segoe UI" w:eastAsia="Segoe UI" w:cs="Segoe UI"/>
-          <w:b w:val="1"/>
-          <w:bCs w:val="1"/>
-          <w:i w:val="0"/>
-          <w:iCs w:val="0"/>
-          <w:noProof w:val="0"/>
-          <w:sz w:val="21"/>
-          <w:szCs w:val="21"/>
-          <w:lang w:val="en-US"/>
-        </w:rPr>
-        <w:t>2009 Hall of Fame Inductee – Thornton, Colorado</w:t>
+        <w:rPr>
+          <w:rFonts w:ascii="Segoe UI" w:hAnsi="Segoe UI" w:eastAsia="Segoe UI" w:cs="Segoe UI"/>
+          <w:b w:val="0"/>
+          <w:bCs w:val="0"/>
+          <w:i w:val="0"/>
+          <w:iCs w:val="0"/>
+          <w:noProof w:val="0"/>
+          <w:sz w:val="21"/>
+          <w:szCs w:val="21"/>
+          <w:lang w:val="en-US"/>
+        </w:rPr>
+      </w:pPr>
+      <w:r>
+        <w:rPr>
+          <w:rFonts w:ascii="Segoe UI" w:hAnsi="Segoe UI" w:eastAsia="Segoe UI" w:cs="Segoe UI"/>
+          <w:b w:val="0"/>
+          <w:bCs w:val="0"/>
+          <w:i w:val="0"/>
+          <w:iCs w:val="0"/>
+          <w:noProof w:val="0"/>
+          <w:sz w:val="21"/>
+          <w:szCs w:val="21"/>
+          <w:lang w:val="en-US"/>
+        </w:rPr>
+        <w:t xml:space="preserve">Frank DeAngelis graduated from </w:t>
+      </w:r>
+      <w:r>
+        <w:rPr>
+          <w:rFonts w:ascii="Segoe UI" w:hAnsi="Segoe UI" w:eastAsia="Segoe UI" w:cs="Segoe UI"/>
+          <w:b w:val="0"/>
+          <w:bCs w:val="0"/>
+          <w:i w:val="0"/>
+          <w:iCs w:val="0"/>
+          <w:noProof w:val="0"/>
+          <w:sz w:val="21"/>
+          <w:szCs w:val="21"/>
+          <w:lang w:val="en-US"/>
+        </w:rPr>
+        <w:t>Ranum High School</w:t>
+      </w:r>
+      <w:r>
+        <w:rPr>
+          <w:rFonts w:ascii="Segoe UI" w:hAnsi="Segoe UI" w:eastAsia="Segoe UI" w:cs="Segoe UI"/>
+          <w:b w:val="0"/>
+          <w:bCs w:val="0"/>
+          <w:i w:val="0"/>
+          <w:iCs w:val="0"/>
+          <w:noProof w:val="0"/>
+          <w:sz w:val="21"/>
+          <w:szCs w:val="21"/>
+          <w:lang w:val="en-US"/>
+        </w:rPr>
+        <w:t xml:space="preserve"> in Westminster, Colorado, in 1971. He went on to earn a B.A. from </w:t>
+      </w:r>
+      <w:r>
+        <w:rPr>
+          <w:rFonts w:ascii="Segoe UI" w:hAnsi="Segoe UI" w:eastAsia="Segoe UI" w:cs="Segoe UI"/>
+          <w:b w:val="0"/>
+          <w:bCs w:val="0"/>
+          <w:i w:val="0"/>
+          <w:iCs w:val="0"/>
+          <w:noProof w:val="0"/>
+          <w:sz w:val="21"/>
+          <w:szCs w:val="21"/>
+          <w:lang w:val="en-US"/>
+        </w:rPr>
+        <w:t>Metropolitan State College</w:t>
+      </w:r>
+      <w:r>
+        <w:rPr>
+          <w:rFonts w:ascii="Segoe UI" w:hAnsi="Segoe UI" w:eastAsia="Segoe UI" w:cs="Segoe UI"/>
+          <w:b w:val="0"/>
+          <w:bCs w:val="0"/>
+          <w:i w:val="0"/>
+          <w:iCs w:val="0"/>
+          <w:noProof w:val="0"/>
+          <w:sz w:val="21"/>
+          <w:szCs w:val="21"/>
+          <w:lang w:val="en-US"/>
+        </w:rPr>
+        <w:t xml:space="preserve"> in 1978, an M.A. from the </w:t>
+      </w:r>
+      <w:r>
+        <w:rPr>
+          <w:rFonts w:ascii="Segoe UI" w:hAnsi="Segoe UI" w:eastAsia="Segoe UI" w:cs="Segoe UI"/>
+          <w:b w:val="0"/>
+          <w:bCs w:val="0"/>
+          <w:i w:val="0"/>
+          <w:iCs w:val="0"/>
+          <w:noProof w:val="0"/>
+          <w:sz w:val="21"/>
+          <w:szCs w:val="21"/>
+          <w:lang w:val="en-US"/>
+        </w:rPr>
+        <w:t xml:space="preserve">University of </w:t>
+      </w:r>
+      <w:r>
+        <w:rPr>
+          <w:rFonts w:ascii="Segoe UI" w:hAnsi="Segoe UI" w:eastAsia="Segoe UI" w:cs="Segoe UI"/>
+          <w:b w:val="0"/>
+          <w:bCs w:val="0"/>
+          <w:i w:val="0"/>
+          <w:iCs w:val="0"/>
+          <w:noProof w:val="0"/>
+          <w:sz w:val="21"/>
+          <w:szCs w:val="21"/>
+          <w:lang w:val="en-US"/>
+        </w:rPr>
+        <w:t>Colorado</w:t>
+      </w:r>
+      <w:r>
+        <w:rPr>
+          <w:rFonts w:ascii="Segoe UI" w:hAnsi="Segoe UI" w:eastAsia="Segoe UI" w:cs="Segoe UI"/>
+          <w:b w:val="0"/>
+          <w:bCs w:val="0"/>
+          <w:i w:val="0"/>
+          <w:iCs w:val="0"/>
+          <w:noProof w:val="0"/>
+          <w:sz w:val="21"/>
+          <w:szCs w:val="21"/>
+          <w:lang w:val="en-US"/>
+        </w:rPr>
+        <w:t xml:space="preserve"> Denver</w:t>
+      </w:r>
+      <w:r>
+        <w:rPr>
+          <w:rFonts w:ascii="Segoe UI" w:hAnsi="Segoe UI" w:eastAsia="Segoe UI" w:cs="Segoe UI"/>
+          <w:b w:val="0"/>
+          <w:bCs w:val="0"/>
+          <w:i w:val="0"/>
+          <w:iCs w:val="0"/>
+          <w:noProof w:val="0"/>
+          <w:sz w:val="21"/>
+          <w:szCs w:val="21"/>
+          <w:lang w:val="en-US"/>
+        </w:rPr>
+        <w:t xml:space="preserve"> in 1984, and a professional certificate from the </w:t>
+      </w:r>
+      <w:r>
+        <w:rPr>
+          <w:rFonts w:ascii="Segoe UI" w:hAnsi="Segoe UI" w:eastAsia="Segoe UI" w:cs="Segoe UI"/>
+          <w:b w:val="0"/>
+          <w:bCs w:val="0"/>
+          <w:i w:val="0"/>
+          <w:iCs w:val="0"/>
+          <w:noProof w:val="0"/>
+          <w:sz w:val="21"/>
+          <w:szCs w:val="21"/>
+          <w:lang w:val="en-US"/>
+        </w:rPr>
+        <w:t>University of Phoenix</w:t>
+      </w:r>
+      <w:r>
+        <w:rPr>
+          <w:rFonts w:ascii="Segoe UI" w:hAnsi="Segoe UI" w:eastAsia="Segoe UI" w:cs="Segoe UI"/>
+          <w:b w:val="0"/>
+          <w:bCs w:val="0"/>
+          <w:i w:val="0"/>
+          <w:iCs w:val="0"/>
+          <w:noProof w:val="0"/>
+          <w:sz w:val="21"/>
+          <w:szCs w:val="21"/>
+          <w:lang w:val="en-US"/>
+        </w:rPr>
+        <w:t xml:space="preserve"> in 1994. Frank and his wife, Evelyn, currently </w:t>
+      </w:r>
+      <w:r>
+        <w:rPr>
+          <w:rFonts w:ascii="Segoe UI" w:hAnsi="Segoe UI" w:eastAsia="Segoe UI" w:cs="Segoe UI"/>
+          <w:b w:val="0"/>
+          <w:bCs w:val="0"/>
+          <w:i w:val="0"/>
+          <w:iCs w:val="0"/>
+          <w:noProof w:val="0"/>
+          <w:sz w:val="21"/>
+          <w:szCs w:val="21"/>
+          <w:lang w:val="en-US"/>
+        </w:rPr>
+        <w:t>reside</w:t>
+      </w:r>
+      <w:r>
+        <w:rPr>
+          <w:rFonts w:ascii="Segoe UI" w:hAnsi="Segoe UI" w:eastAsia="Segoe UI" w:cs="Segoe UI"/>
+          <w:b w:val="0"/>
+          <w:bCs w:val="0"/>
+          <w:i w:val="0"/>
+          <w:iCs w:val="0"/>
+          <w:noProof w:val="0"/>
+          <w:sz w:val="21"/>
+          <w:szCs w:val="21"/>
+          <w:lang w:val="en-US"/>
+        </w:rPr>
+        <w:t xml:space="preserve"> in Thornton.</w:t>
       </w:r>
     </w:p>
-    <w:p>
+    <w:p ns2:paraId="078C38FC" ns2:textId="5A7803BA">
       <w:pPr>
         <w:spacing w:before="210" w:beforeAutospacing="off" w:after="210" w:afterAutospacing="off" w:line="300" w:lineRule="auto"/>
         <w:rPr>
@@ -410,178 +246,178 @@
           <w:szCs w:val="21"/>
           <w:lang w:val="en-US"/>
         </w:rPr>
-        <w:t xml:space="preserve">Frank DeAngelis graduated from </w:t>
-      </w:r>
-      <w:r>
-        <w:rPr>
-          <w:rFonts w:ascii="Segoe UI" w:hAnsi="Segoe UI" w:eastAsia="Segoe UI" w:cs="Segoe UI"/>
-          <w:b w:val="0"/>
-          <w:bCs w:val="0"/>
-          <w:i w:val="0"/>
-          <w:iCs w:val="0"/>
-          <w:noProof w:val="0"/>
-          <w:sz w:val="21"/>
-          <w:szCs w:val="21"/>
-          <w:lang w:val="en-US"/>
-        </w:rPr>
-        <w:t>Ranum High School</w:t>
-      </w:r>
-      <w:r>
-        <w:rPr>
-          <w:rFonts w:ascii="Segoe UI" w:hAnsi="Segoe UI" w:eastAsia="Segoe UI" w:cs="Segoe UI"/>
-          <w:b w:val="0"/>
-          <w:bCs w:val="0"/>
-          <w:i w:val="0"/>
-          <w:iCs w:val="0"/>
-          <w:noProof w:val="0"/>
-          <w:sz w:val="21"/>
-          <w:szCs w:val="21"/>
-          <w:lang w:val="en-US"/>
-        </w:rPr>
-        <w:t xml:space="preserve"> in Westminster, Colorado, in 1971. He went on to earn a B.A. from </w:t>
-      </w:r>
-      <w:r>
-        <w:rPr>
-          <w:rFonts w:ascii="Segoe UI" w:hAnsi="Segoe UI" w:eastAsia="Segoe UI" w:cs="Segoe UI"/>
-          <w:b w:val="0"/>
-          <w:bCs w:val="0"/>
-          <w:i w:val="0"/>
-          <w:iCs w:val="0"/>
-          <w:noProof w:val="0"/>
-          <w:sz w:val="21"/>
-          <w:szCs w:val="21"/>
-          <w:lang w:val="en-US"/>
-        </w:rPr>
-        <w:t>Metropolitan State College</w:t>
-      </w:r>
-      <w:r>
-        <w:rPr>
-          <w:rFonts w:ascii="Segoe UI" w:hAnsi="Segoe UI" w:eastAsia="Segoe UI" w:cs="Segoe UI"/>
-          <w:b w:val="0"/>
-          <w:bCs w:val="0"/>
-          <w:i w:val="0"/>
-          <w:iCs w:val="0"/>
-          <w:noProof w:val="0"/>
-          <w:sz w:val="21"/>
-          <w:szCs w:val="21"/>
-          <w:lang w:val="en-US"/>
-        </w:rPr>
-        <w:t xml:space="preserve"> in 1978, an M.A. from the </w:t>
-      </w:r>
-      <w:r>
-        <w:rPr>
-          <w:rFonts w:ascii="Segoe UI" w:hAnsi="Segoe UI" w:eastAsia="Segoe UI" w:cs="Segoe UI"/>
-          <w:b w:val="0"/>
-          <w:bCs w:val="0"/>
-          <w:i w:val="0"/>
-          <w:iCs w:val="0"/>
-          <w:noProof w:val="0"/>
-          <w:sz w:val="21"/>
-          <w:szCs w:val="21"/>
-          <w:lang w:val="en-US"/>
-        </w:rPr>
-        <w:t xml:space="preserve">University of </w:t>
-      </w:r>
-      <w:r>
-        <w:rPr>
-          <w:rFonts w:ascii="Segoe UI" w:hAnsi="Segoe UI" w:eastAsia="Segoe UI" w:cs="Segoe UI"/>
-          <w:b w:val="0"/>
-          <w:bCs w:val="0"/>
-          <w:i w:val="0"/>
-          <w:iCs w:val="0"/>
-          <w:noProof w:val="0"/>
-          <w:sz w:val="21"/>
-          <w:szCs w:val="21"/>
-          <w:lang w:val="en-US"/>
-        </w:rPr>
-        <w:t>Colorado</w:t>
-      </w:r>
-      <w:r>
-        <w:rPr>
-          <w:rFonts w:ascii="Segoe UI" w:hAnsi="Segoe UI" w:eastAsia="Segoe UI" w:cs="Segoe UI"/>
-          <w:b w:val="0"/>
-          <w:bCs w:val="0"/>
-          <w:i w:val="0"/>
-          <w:iCs w:val="0"/>
-          <w:noProof w:val="0"/>
-          <w:sz w:val="21"/>
-          <w:szCs w:val="21"/>
-          <w:lang w:val="en-US"/>
-        </w:rPr>
-        <w:t xml:space="preserve"> Denver</w:t>
-      </w:r>
-      <w:r>
-        <w:rPr>
-          <w:rFonts w:ascii="Segoe UI" w:hAnsi="Segoe UI" w:eastAsia="Segoe UI" w:cs="Segoe UI"/>
-          <w:b w:val="0"/>
-          <w:bCs w:val="0"/>
-          <w:i w:val="0"/>
-          <w:iCs w:val="0"/>
-          <w:noProof w:val="0"/>
-          <w:sz w:val="21"/>
-          <w:szCs w:val="21"/>
-          <w:lang w:val="en-US"/>
-        </w:rPr>
-        <w:t xml:space="preserve"> in 1984, and a professional certificate from the </w:t>
-      </w:r>
-      <w:r>
-        <w:rPr>
-          <w:rFonts w:ascii="Segoe UI" w:hAnsi="Segoe UI" w:eastAsia="Segoe UI" w:cs="Segoe UI"/>
-          <w:b w:val="0"/>
-          <w:bCs w:val="0"/>
-          <w:i w:val="0"/>
-          <w:iCs w:val="0"/>
-          <w:noProof w:val="0"/>
-          <w:sz w:val="21"/>
-          <w:szCs w:val="21"/>
-          <w:lang w:val="en-US"/>
-        </w:rPr>
-        <w:t>University of Phoenix</w:t>
-      </w:r>
-      <w:r>
-        <w:rPr>
-          <w:rFonts w:ascii="Segoe UI" w:hAnsi="Segoe UI" w:eastAsia="Segoe UI" w:cs="Segoe UI"/>
-          <w:b w:val="0"/>
-          <w:bCs w:val="0"/>
-          <w:i w:val="0"/>
-          <w:iCs w:val="0"/>
-          <w:noProof w:val="0"/>
-          <w:sz w:val="21"/>
-          <w:szCs w:val="21"/>
-          <w:lang w:val="en-US"/>
-        </w:rPr>
-        <w:t xml:space="preserve"> in 1994. Frank and his wife, Evelyn, currently </w:t>
-      </w:r>
-      <w:r>
-        <w:rPr>
-          <w:rFonts w:ascii="Segoe UI" w:hAnsi="Segoe UI" w:eastAsia="Segoe UI" w:cs="Segoe UI"/>
-          <w:b w:val="0"/>
-          <w:bCs w:val="0"/>
-          <w:i w:val="0"/>
-          <w:iCs w:val="0"/>
-          <w:noProof w:val="0"/>
-          <w:sz w:val="21"/>
-          <w:szCs w:val="21"/>
-          <w:lang w:val="en-US"/>
-        </w:rPr>
-        <w:t>reside</w:t>
-      </w:r>
-      <w:r>
-        <w:rPr>
-          <w:rFonts w:ascii="Segoe UI" w:hAnsi="Segoe UI" w:eastAsia="Segoe UI" w:cs="Segoe UI"/>
-          <w:b w:val="0"/>
-          <w:bCs w:val="0"/>
-          <w:i w:val="0"/>
-          <w:iCs w:val="0"/>
-          <w:noProof w:val="0"/>
-          <w:sz w:val="21"/>
-          <w:szCs w:val="21"/>
-          <w:lang w:val="en-US"/>
-        </w:rPr>
-        <w:t xml:space="preserve"> in Thornton.</w:t>
+        <w:t xml:space="preserve">Frank amassed 17 years of high school coaching experience in the </w:t>
+      </w:r>
+      <w:r>
+        <w:rPr>
+          <w:rFonts w:ascii="Segoe UI" w:hAnsi="Segoe UI" w:eastAsia="Segoe UI" w:cs="Segoe UI"/>
+          <w:b w:val="0"/>
+          <w:bCs w:val="0"/>
+          <w:i w:val="0"/>
+          <w:iCs w:val="0"/>
+          <w:noProof w:val="0"/>
+          <w:sz w:val="21"/>
+          <w:szCs w:val="21"/>
+          <w:lang w:val="en-US"/>
+        </w:rPr>
+        <w:t>Jefferson County School District</w:t>
+      </w:r>
+      <w:r>
+        <w:rPr>
+          <w:rFonts w:ascii="Segoe UI" w:hAnsi="Segoe UI" w:eastAsia="Segoe UI" w:cs="Segoe UI"/>
+          <w:b w:val="0"/>
+          <w:bCs w:val="0"/>
+          <w:i w:val="0"/>
+          <w:iCs w:val="0"/>
+          <w:noProof w:val="0"/>
+          <w:sz w:val="21"/>
+          <w:szCs w:val="21"/>
+          <w:lang w:val="en-US"/>
+        </w:rPr>
+        <w:t xml:space="preserve">. He served as a varsity assistant for one year at </w:t>
+      </w:r>
+      <w:r>
+        <w:rPr>
+          <w:rFonts w:ascii="Segoe UI" w:hAnsi="Segoe UI" w:eastAsia="Segoe UI" w:cs="Segoe UI"/>
+          <w:b w:val="0"/>
+          <w:bCs w:val="0"/>
+          <w:i w:val="0"/>
+          <w:iCs w:val="0"/>
+          <w:noProof w:val="0"/>
+          <w:sz w:val="21"/>
+          <w:szCs w:val="21"/>
+          <w:lang w:val="en-US"/>
+        </w:rPr>
+        <w:t>Jefferson Senior High</w:t>
+      </w:r>
+      <w:r>
+        <w:rPr>
+          <w:rFonts w:ascii="Segoe UI" w:hAnsi="Segoe UI" w:eastAsia="Segoe UI" w:cs="Segoe UI"/>
+          <w:b w:val="0"/>
+          <w:bCs w:val="0"/>
+          <w:i w:val="0"/>
+          <w:iCs w:val="0"/>
+          <w:noProof w:val="0"/>
+          <w:sz w:val="21"/>
+          <w:szCs w:val="21"/>
+          <w:lang w:val="en-US"/>
+        </w:rPr>
+        <w:t xml:space="preserve">, two years at </w:t>
+      </w:r>
+      <w:r>
+        <w:rPr>
+          <w:rFonts w:ascii="Segoe UI" w:hAnsi="Segoe UI" w:eastAsia="Segoe UI" w:cs="Segoe UI"/>
+          <w:b w:val="0"/>
+          <w:bCs w:val="0"/>
+          <w:i w:val="0"/>
+          <w:iCs w:val="0"/>
+          <w:noProof w:val="0"/>
+          <w:sz w:val="21"/>
+          <w:szCs w:val="21"/>
+          <w:lang w:val="en-US"/>
+        </w:rPr>
+        <w:t>Wheat Ridge Senior High</w:t>
+      </w:r>
+      <w:r>
+        <w:rPr>
+          <w:rFonts w:ascii="Segoe UI" w:hAnsi="Segoe UI" w:eastAsia="Segoe UI" w:cs="Segoe UI"/>
+          <w:b w:val="0"/>
+          <w:bCs w:val="0"/>
+          <w:i w:val="0"/>
+          <w:iCs w:val="0"/>
+          <w:noProof w:val="0"/>
+          <w:sz w:val="21"/>
+          <w:szCs w:val="21"/>
+          <w:lang w:val="en-US"/>
+        </w:rPr>
+        <w:t xml:space="preserve">, and another year at </w:t>
+      </w:r>
+      <w:r>
+        <w:rPr>
+          <w:rFonts w:ascii="Segoe UI" w:hAnsi="Segoe UI" w:eastAsia="Segoe UI" w:cs="Segoe UI"/>
+          <w:b w:val="0"/>
+          <w:bCs w:val="0"/>
+          <w:i w:val="0"/>
+          <w:iCs w:val="0"/>
+          <w:noProof w:val="0"/>
+          <w:sz w:val="21"/>
+          <w:szCs w:val="21"/>
+          <w:lang w:val="en-US"/>
+        </w:rPr>
+        <w:t>Columbine Senior High School</w:t>
+      </w:r>
+      <w:r>
+        <w:rPr>
+          <w:rFonts w:ascii="Segoe UI" w:hAnsi="Segoe UI" w:eastAsia="Segoe UI" w:cs="Segoe UI"/>
+          <w:b w:val="0"/>
+          <w:bCs w:val="0"/>
+          <w:i w:val="0"/>
+          <w:iCs w:val="0"/>
+          <w:noProof w:val="0"/>
+          <w:sz w:val="21"/>
+          <w:szCs w:val="21"/>
+          <w:lang w:val="en-US"/>
+        </w:rPr>
+        <w:t xml:space="preserve">. Frank later became the Head Baseball Coach at Columbine, where he led the program to </w:t>
+      </w:r>
+      <w:r>
+        <w:rPr>
+          <w:rFonts w:ascii="Segoe UI" w:hAnsi="Segoe UI" w:eastAsia="Segoe UI" w:cs="Segoe UI"/>
+          <w:b w:val="0"/>
+          <w:bCs w:val="0"/>
+          <w:i w:val="0"/>
+          <w:iCs w:val="0"/>
+          <w:noProof w:val="0"/>
+          <w:sz w:val="21"/>
+          <w:szCs w:val="21"/>
+          <w:lang w:val="en-US"/>
+        </w:rPr>
+        <w:t>three League Championships</w:t>
+      </w:r>
+      <w:r>
+        <w:rPr>
+          <w:rFonts w:ascii="Segoe UI" w:hAnsi="Segoe UI" w:eastAsia="Segoe UI" w:cs="Segoe UI"/>
+          <w:b w:val="0"/>
+          <w:bCs w:val="0"/>
+          <w:i w:val="0"/>
+          <w:iCs w:val="0"/>
+          <w:noProof w:val="0"/>
+          <w:sz w:val="21"/>
+          <w:szCs w:val="21"/>
+          <w:lang w:val="en-US"/>
+        </w:rPr>
+        <w:t xml:space="preserve"> and </w:t>
+      </w:r>
+      <w:r>
+        <w:rPr>
+          <w:rFonts w:ascii="Segoe UI" w:hAnsi="Segoe UI" w:eastAsia="Segoe UI" w:cs="Segoe UI"/>
+          <w:b w:val="0"/>
+          <w:bCs w:val="0"/>
+          <w:i w:val="0"/>
+          <w:iCs w:val="0"/>
+          <w:noProof w:val="0"/>
+          <w:sz w:val="21"/>
+          <w:szCs w:val="21"/>
+          <w:lang w:val="en-US"/>
+        </w:rPr>
+        <w:t>two State Championships</w:t>
+      </w:r>
+      <w:r>
+        <w:rPr>
+          <w:rFonts w:ascii="Segoe UI" w:hAnsi="Segoe UI" w:eastAsia="Segoe UI" w:cs="Segoe UI"/>
+          <w:b w:val="0"/>
+          <w:bCs w:val="0"/>
+          <w:i w:val="0"/>
+          <w:iCs w:val="0"/>
+          <w:noProof w:val="0"/>
+          <w:sz w:val="21"/>
+          <w:szCs w:val="21"/>
+          <w:lang w:val="en-US"/>
+        </w:rPr>
+        <w:t xml:space="preserve"> over his 13‑year tenure.</w:t>
       </w:r>
     </w:p>
-    <w:p>
+    <w:p ns2:paraId="60F26205" ns2:textId="0FEF9BE0">
       <w:pPr>
         <w:spacing w:before="210" w:beforeAutospacing="off" w:after="210" w:afterAutospacing="off" w:line="300" w:lineRule="auto"/>
         <w:rPr>
@@ -608,320 +444,122 @@
           <w:szCs w:val="21"/>
           <w:lang w:val="en-US"/>
         </w:rPr>
-        <w:t xml:space="preserve">Frank amassed 17 years of high school coaching experience in the </w:t>
-      </w:r>
-      <w:r>
-        <w:rPr>
-          <w:rFonts w:ascii="Segoe UI" w:hAnsi="Segoe UI" w:eastAsia="Segoe UI" w:cs="Segoe UI"/>
-          <w:b w:val="0"/>
-          <w:bCs w:val="0"/>
-          <w:i w:val="0"/>
-          <w:iCs w:val="0"/>
-          <w:noProof w:val="0"/>
-          <w:sz w:val="21"/>
-          <w:szCs w:val="21"/>
-          <w:lang w:val="en-US"/>
-        </w:rPr>
-        <w:t>Jefferson County School District</w:t>
-      </w:r>
-      <w:r>
-        <w:rPr>
-          <w:rFonts w:ascii="Segoe UI" w:hAnsi="Segoe UI" w:eastAsia="Segoe UI" w:cs="Segoe UI"/>
-          <w:b w:val="0"/>
-          <w:bCs w:val="0"/>
-          <w:i w:val="0"/>
-          <w:iCs w:val="0"/>
-          <w:noProof w:val="0"/>
-          <w:sz w:val="21"/>
-          <w:szCs w:val="21"/>
-          <w:lang w:val="en-US"/>
-        </w:rPr>
-        <w:t xml:space="preserve">. He served as a varsity assistant for one year at </w:t>
-      </w:r>
-      <w:r>
-        <w:rPr>
-          <w:rFonts w:ascii="Segoe UI" w:hAnsi="Segoe UI" w:eastAsia="Segoe UI" w:cs="Segoe UI"/>
-          <w:b w:val="0"/>
-          <w:bCs w:val="0"/>
-          <w:i w:val="0"/>
-          <w:iCs w:val="0"/>
-          <w:noProof w:val="0"/>
-          <w:sz w:val="21"/>
-          <w:szCs w:val="21"/>
-          <w:lang w:val="en-US"/>
-        </w:rPr>
-        <w:t>Jefferson Senior High</w:t>
-      </w:r>
-      <w:r>
-        <w:rPr>
-          <w:rFonts w:ascii="Segoe UI" w:hAnsi="Segoe UI" w:eastAsia="Segoe UI" w:cs="Segoe UI"/>
-          <w:b w:val="0"/>
-          <w:bCs w:val="0"/>
-          <w:i w:val="0"/>
-          <w:iCs w:val="0"/>
-          <w:noProof w:val="0"/>
-          <w:sz w:val="21"/>
-          <w:szCs w:val="21"/>
-          <w:lang w:val="en-US"/>
-        </w:rPr>
-        <w:t xml:space="preserve">, two years at </w:t>
-      </w:r>
-      <w:r>
-        <w:rPr>
-          <w:rFonts w:ascii="Segoe UI" w:hAnsi="Segoe UI" w:eastAsia="Segoe UI" w:cs="Segoe UI"/>
-          <w:b w:val="0"/>
-          <w:bCs w:val="0"/>
-          <w:i w:val="0"/>
-          <w:iCs w:val="0"/>
-          <w:noProof w:val="0"/>
-          <w:sz w:val="21"/>
-          <w:szCs w:val="21"/>
-          <w:lang w:val="en-US"/>
-        </w:rPr>
-        <w:t>Wheat Ridge Senior High</w:t>
-      </w:r>
-      <w:r>
-        <w:rPr>
-          <w:rFonts w:ascii="Segoe UI" w:hAnsi="Segoe UI" w:eastAsia="Segoe UI" w:cs="Segoe UI"/>
-          <w:b w:val="0"/>
-          <w:bCs w:val="0"/>
-          <w:i w:val="0"/>
-          <w:iCs w:val="0"/>
-          <w:noProof w:val="0"/>
-          <w:sz w:val="21"/>
-          <w:szCs w:val="21"/>
-          <w:lang w:val="en-US"/>
-        </w:rPr>
-        <w:t xml:space="preserve">, and another year at </w:t>
-      </w:r>
-      <w:r>
-        <w:rPr>
-          <w:rFonts w:ascii="Segoe UI" w:hAnsi="Segoe UI" w:eastAsia="Segoe UI" w:cs="Segoe UI"/>
-          <w:b w:val="0"/>
-          <w:bCs w:val="0"/>
-          <w:i w:val="0"/>
-          <w:iCs w:val="0"/>
-          <w:noProof w:val="0"/>
-          <w:sz w:val="21"/>
-          <w:szCs w:val="21"/>
-          <w:lang w:val="en-US"/>
-        </w:rPr>
-        <w:t>Columbine Senior High School</w:t>
-      </w:r>
-      <w:r>
-        <w:rPr>
-          <w:rFonts w:ascii="Segoe UI" w:hAnsi="Segoe UI" w:eastAsia="Segoe UI" w:cs="Segoe UI"/>
-          <w:b w:val="0"/>
-          <w:bCs w:val="0"/>
-          <w:i w:val="0"/>
-          <w:iCs w:val="0"/>
-          <w:noProof w:val="0"/>
-          <w:sz w:val="21"/>
-          <w:szCs w:val="21"/>
-          <w:lang w:val="en-US"/>
-        </w:rPr>
-        <w:t xml:space="preserve">. Frank later became the Head Baseball Coach at Columbine, where he led the program to </w:t>
-      </w:r>
-      <w:r>
-        <w:rPr>
-          <w:rFonts w:ascii="Segoe UI" w:hAnsi="Segoe UI" w:eastAsia="Segoe UI" w:cs="Segoe UI"/>
-          <w:b w:val="0"/>
-          <w:bCs w:val="0"/>
-          <w:i w:val="0"/>
-          <w:iCs w:val="0"/>
-          <w:noProof w:val="0"/>
-          <w:sz w:val="21"/>
-          <w:szCs w:val="21"/>
-          <w:lang w:val="en-US"/>
-        </w:rPr>
-        <w:t>three League Championships</w:t>
-      </w:r>
-      <w:r>
-        <w:rPr>
-          <w:rFonts w:ascii="Segoe UI" w:hAnsi="Segoe UI" w:eastAsia="Segoe UI" w:cs="Segoe UI"/>
-          <w:b w:val="0"/>
-          <w:bCs w:val="0"/>
-          <w:i w:val="0"/>
-          <w:iCs w:val="0"/>
-          <w:noProof w:val="0"/>
-          <w:sz w:val="21"/>
-          <w:szCs w:val="21"/>
-          <w:lang w:val="en-US"/>
-        </w:rPr>
-        <w:t xml:space="preserve"> and </w:t>
-      </w:r>
-      <w:r>
-        <w:rPr>
-          <w:rFonts w:ascii="Segoe UI" w:hAnsi="Segoe UI" w:eastAsia="Segoe UI" w:cs="Segoe UI"/>
-          <w:b w:val="0"/>
-          <w:bCs w:val="0"/>
-          <w:i w:val="0"/>
-          <w:iCs w:val="0"/>
-          <w:noProof w:val="0"/>
-          <w:sz w:val="21"/>
-          <w:szCs w:val="21"/>
-          <w:lang w:val="en-US"/>
-        </w:rPr>
-        <w:t>two State Championships</w:t>
-      </w:r>
-      <w:r>
-        <w:rPr>
-          <w:rFonts w:ascii="Segoe UI" w:hAnsi="Segoe UI" w:eastAsia="Segoe UI" w:cs="Segoe UI"/>
-          <w:b w:val="0"/>
-          <w:bCs w:val="0"/>
-          <w:i w:val="0"/>
-          <w:iCs w:val="0"/>
-          <w:noProof w:val="0"/>
-          <w:sz w:val="21"/>
-          <w:szCs w:val="21"/>
-          <w:lang w:val="en-US"/>
-        </w:rPr>
-        <w:t xml:space="preserve"> over his 13‑year tenure.</w:t>
+        <w:t xml:space="preserve">His leadership extended well beyond the high school season. Frank coached </w:t>
+      </w:r>
+      <w:r>
+        <w:rPr>
+          <w:rFonts w:ascii="Segoe UI" w:hAnsi="Segoe UI" w:eastAsia="Segoe UI" w:cs="Segoe UI"/>
+          <w:b w:val="0"/>
+          <w:bCs w:val="0"/>
+          <w:i w:val="0"/>
+          <w:iCs w:val="0"/>
+          <w:noProof w:val="0"/>
+          <w:sz w:val="21"/>
+          <w:szCs w:val="21"/>
+          <w:lang w:val="en-US"/>
+        </w:rPr>
+        <w:t>Summer League Baseball</w:t>
+      </w:r>
+      <w:r>
+        <w:rPr>
+          <w:rFonts w:ascii="Segoe UI" w:hAnsi="Segoe UI" w:eastAsia="Segoe UI" w:cs="Segoe UI"/>
+          <w:b w:val="0"/>
+          <w:bCs w:val="0"/>
+          <w:i w:val="0"/>
+          <w:iCs w:val="0"/>
+          <w:noProof w:val="0"/>
+          <w:sz w:val="21"/>
+          <w:szCs w:val="21"/>
+          <w:lang w:val="en-US"/>
+        </w:rPr>
+        <w:t xml:space="preserve"> for 17 years, guiding his teams to </w:t>
+      </w:r>
+      <w:r>
+        <w:rPr>
+          <w:rFonts w:ascii="Segoe UI" w:hAnsi="Segoe UI" w:eastAsia="Segoe UI" w:cs="Segoe UI"/>
+          <w:b w:val="0"/>
+          <w:bCs w:val="0"/>
+          <w:i w:val="0"/>
+          <w:iCs w:val="0"/>
+          <w:noProof w:val="0"/>
+          <w:sz w:val="21"/>
+          <w:szCs w:val="21"/>
+          <w:lang w:val="en-US"/>
+        </w:rPr>
+        <w:t>10 League Championships</w:t>
+      </w:r>
+      <w:r>
+        <w:rPr>
+          <w:rFonts w:ascii="Segoe UI" w:hAnsi="Segoe UI" w:eastAsia="Segoe UI" w:cs="Segoe UI"/>
+          <w:b w:val="0"/>
+          <w:bCs w:val="0"/>
+          <w:i w:val="0"/>
+          <w:iCs w:val="0"/>
+          <w:noProof w:val="0"/>
+          <w:sz w:val="21"/>
+          <w:szCs w:val="21"/>
+          <w:lang w:val="en-US"/>
+        </w:rPr>
+        <w:t xml:space="preserve"> and one </w:t>
+      </w:r>
+      <w:r>
+        <w:rPr>
+          <w:rFonts w:ascii="Segoe UI" w:hAnsi="Segoe UI" w:eastAsia="Segoe UI" w:cs="Segoe UI"/>
+          <w:b w:val="0"/>
+          <w:bCs w:val="0"/>
+          <w:i w:val="0"/>
+          <w:iCs w:val="0"/>
+          <w:noProof w:val="0"/>
+          <w:sz w:val="21"/>
+          <w:szCs w:val="21"/>
+          <w:lang w:val="en-US"/>
+        </w:rPr>
+        <w:t>State Championship</w:t>
+      </w:r>
+      <w:r>
+        <w:rPr>
+          <w:rFonts w:ascii="Segoe UI" w:hAnsi="Segoe UI" w:eastAsia="Segoe UI" w:cs="Segoe UI"/>
+          <w:b w:val="0"/>
+          <w:bCs w:val="0"/>
+          <w:i w:val="0"/>
+          <w:iCs w:val="0"/>
+          <w:noProof w:val="0"/>
+          <w:sz w:val="21"/>
+          <w:szCs w:val="21"/>
+          <w:lang w:val="en-US"/>
+        </w:rPr>
+        <w:t xml:space="preserve">. His accomplishments earned him </w:t>
+      </w:r>
+      <w:r>
+        <w:rPr>
+          <w:rFonts w:ascii="Segoe UI" w:hAnsi="Segoe UI" w:eastAsia="Segoe UI" w:cs="Segoe UI"/>
+          <w:b w:val="0"/>
+          <w:bCs w:val="0"/>
+          <w:i w:val="0"/>
+          <w:iCs w:val="0"/>
+          <w:noProof w:val="0"/>
+          <w:sz w:val="21"/>
+          <w:szCs w:val="21"/>
+          <w:lang w:val="en-US"/>
+        </w:rPr>
+        <w:t>numerous</w:t>
+      </w:r>
+      <w:r>
+        <w:rPr>
+          <w:rFonts w:ascii="Segoe UI" w:hAnsi="Segoe UI" w:eastAsia="Segoe UI" w:cs="Segoe UI"/>
+          <w:b w:val="0"/>
+          <w:bCs w:val="0"/>
+          <w:i w:val="0"/>
+          <w:iCs w:val="0"/>
+          <w:noProof w:val="0"/>
+          <w:sz w:val="21"/>
+          <w:szCs w:val="21"/>
+          <w:lang w:val="en-US"/>
+        </w:rPr>
+        <w:t xml:space="preserve"> honors, including:</w:t>
       </w:r>
     </w:p>
-    <w:p>
-      <w:pPr>
-        <w:spacing w:before="210" w:beforeAutospacing="off" w:after="210" w:afterAutospacing="off" w:line="300" w:lineRule="auto"/>
-        <w:rPr>
-          <w:rFonts w:ascii="Segoe UI" w:hAnsi="Segoe UI" w:eastAsia="Segoe UI" w:cs="Segoe UI"/>
-          <w:b w:val="0"/>
-          <w:bCs w:val="0"/>
-          <w:i w:val="0"/>
-          <w:iCs w:val="0"/>
-          <w:noProof w:val="0"/>
-          <w:sz w:val="21"/>
-          <w:szCs w:val="21"/>
-          <w:lang w:val="en-US"/>
-        </w:rPr>
-      </w:pPr>
-      <w:r>
-        <w:rPr>
-          <w:rFonts w:ascii="Segoe UI" w:hAnsi="Segoe UI" w:eastAsia="Segoe UI" w:cs="Segoe UI"/>
-          <w:b w:val="0"/>
-          <w:bCs w:val="0"/>
-          <w:i w:val="0"/>
-          <w:iCs w:val="0"/>
-          <w:noProof w:val="0"/>
-          <w:sz w:val="21"/>
-          <w:szCs w:val="21"/>
-          <w:lang w:val="en-US"/>
-        </w:rPr>
-        <w:t xml:space="preserve">His leadership extended well beyond the high school season. Frank coached </w:t>
-      </w:r>
-      <w:r>
-        <w:rPr>
-          <w:rFonts w:ascii="Segoe UI" w:hAnsi="Segoe UI" w:eastAsia="Segoe UI" w:cs="Segoe UI"/>
-          <w:b w:val="0"/>
-          <w:bCs w:val="0"/>
-          <w:i w:val="0"/>
-          <w:iCs w:val="0"/>
-          <w:noProof w:val="0"/>
-          <w:sz w:val="21"/>
-          <w:szCs w:val="21"/>
-          <w:lang w:val="en-US"/>
-        </w:rPr>
-        <w:t>Summer League Baseball</w:t>
-      </w:r>
-      <w:r>
-        <w:rPr>
-          <w:rFonts w:ascii="Segoe UI" w:hAnsi="Segoe UI" w:eastAsia="Segoe UI" w:cs="Segoe UI"/>
-          <w:b w:val="0"/>
-          <w:bCs w:val="0"/>
-          <w:i w:val="0"/>
-          <w:iCs w:val="0"/>
-          <w:noProof w:val="0"/>
-          <w:sz w:val="21"/>
-          <w:szCs w:val="21"/>
-          <w:lang w:val="en-US"/>
-        </w:rPr>
-        <w:t xml:space="preserve"> for 17 years, guiding his teams to </w:t>
-      </w:r>
-      <w:r>
-        <w:rPr>
-          <w:rFonts w:ascii="Segoe UI" w:hAnsi="Segoe UI" w:eastAsia="Segoe UI" w:cs="Segoe UI"/>
-          <w:b w:val="0"/>
-          <w:bCs w:val="0"/>
-          <w:i w:val="0"/>
-          <w:iCs w:val="0"/>
-          <w:noProof w:val="0"/>
-          <w:sz w:val="21"/>
-          <w:szCs w:val="21"/>
-          <w:lang w:val="en-US"/>
-        </w:rPr>
-        <w:t>10 League Championships</w:t>
-      </w:r>
-      <w:r>
-        <w:rPr>
-          <w:rFonts w:ascii="Segoe UI" w:hAnsi="Segoe UI" w:eastAsia="Segoe UI" w:cs="Segoe UI"/>
-          <w:b w:val="0"/>
-          <w:bCs w:val="0"/>
-          <w:i w:val="0"/>
-          <w:iCs w:val="0"/>
-          <w:noProof w:val="0"/>
-          <w:sz w:val="21"/>
-          <w:szCs w:val="21"/>
-          <w:lang w:val="en-US"/>
-        </w:rPr>
-        <w:t xml:space="preserve"> and one </w:t>
-      </w:r>
-      <w:r>
-        <w:rPr>
-          <w:rFonts w:ascii="Segoe UI" w:hAnsi="Segoe UI" w:eastAsia="Segoe UI" w:cs="Segoe UI"/>
-          <w:b w:val="0"/>
-          <w:bCs w:val="0"/>
-          <w:i w:val="0"/>
-          <w:iCs w:val="0"/>
-          <w:noProof w:val="0"/>
-          <w:sz w:val="21"/>
-          <w:szCs w:val="21"/>
-          <w:lang w:val="en-US"/>
-        </w:rPr>
-        <w:t>State Championship</w:t>
-      </w:r>
-      <w:r>
-        <w:rPr>
-          <w:rFonts w:ascii="Segoe UI" w:hAnsi="Segoe UI" w:eastAsia="Segoe UI" w:cs="Segoe UI"/>
-          <w:b w:val="0"/>
-          <w:bCs w:val="0"/>
-          <w:i w:val="0"/>
-          <w:iCs w:val="0"/>
-          <w:noProof w:val="0"/>
-          <w:sz w:val="21"/>
-          <w:szCs w:val="21"/>
-          <w:lang w:val="en-US"/>
-        </w:rPr>
-        <w:t xml:space="preserve">. His accomplishments earned him </w:t>
-      </w:r>
-      <w:r>
-        <w:rPr>
-          <w:rFonts w:ascii="Segoe UI" w:hAnsi="Segoe UI" w:eastAsia="Segoe UI" w:cs="Segoe UI"/>
-          <w:b w:val="0"/>
-          <w:bCs w:val="0"/>
-          <w:i w:val="0"/>
-          <w:iCs w:val="0"/>
-          <w:noProof w:val="0"/>
-          <w:sz w:val="21"/>
-          <w:szCs w:val="21"/>
-          <w:lang w:val="en-US"/>
-        </w:rPr>
-        <w:t>numerous</w:t>
-      </w:r>
-      <w:r>
-        <w:rPr>
-          <w:rFonts w:ascii="Segoe UI" w:hAnsi="Segoe UI" w:eastAsia="Segoe UI" w:cs="Segoe UI"/>
-          <w:b w:val="0"/>
-          <w:bCs w:val="0"/>
-          <w:i w:val="0"/>
-          <w:iCs w:val="0"/>
-          <w:noProof w:val="0"/>
-          <w:sz w:val="21"/>
-          <w:szCs w:val="21"/>
-          <w:lang w:val="en-US"/>
-        </w:rPr>
-        <w:t xml:space="preserve"> honors, including:</w:t>
-      </w:r>
-    </w:p>
-    <w:p>
+    <w:p ns2:paraId="7D733025" ns2:textId="1B833C07">
       <w:pPr>
         <w:pStyle w:val="ListParagraph"/>
         <w:numPr>
@@ -956,7 +594,7 @@
         <w:t>National Coach of the Year</w:t>
       </w:r>
     </w:p>
-    <w:p>
+    <w:p ns2:paraId="36FB7A1A" ns2:textId="68E665DA">
       <w:pPr>
         <w:pStyle w:val="ListParagraph"/>
         <w:numPr>
@@ -1005,7 +643,7 @@
         <w:t>, Colorado High School Coaches Association</w:t>
       </w:r>
     </w:p>
-    <w:p>
+    <w:p ns2:paraId="4C75E03B" ns2:textId="09CB8B84">
       <w:pPr>
         <w:pStyle w:val="ListParagraph"/>
         <w:numPr>
@@ -1054,7 +692,7 @@
         <w:t xml:space="preserve"> (two years)</w:t>
       </w:r>
     </w:p>
-    <w:p>
+    <w:p ns2:paraId="05240AED" ns2:textId="32E4B7D8">
       <w:pPr>
         <w:pStyle w:val="ListParagraph"/>
         <w:numPr>
@@ -1103,7 +741,7 @@
         <w:t xml:space="preserve"> (three years)</w:t>
       </w:r>
     </w:p>
-    <w:p>
+    <w:p ns2:paraId="014D7624" ns2:textId="2D55ADE2">
       <w:pPr>
         <w:pStyle w:val="ListParagraph"/>
         <w:numPr>
@@ -1138,7 +776,7 @@
         <w:t>Jefferson County Baseball Coach of the Year</w:t>
       </w:r>
     </w:p>
-    <w:p>
+    <w:p ns2:paraId="31B39D5C" ns2:textId="33188520">
       <w:pPr>
         <w:pStyle w:val="ListParagraph"/>
         <w:numPr>
@@ -1187,7 +825,7 @@
         <w:t>Colorado Rockies High School All‑State Game</w:t>
       </w:r>
     </w:p>
-    <w:p>
+    <w:p ns2:paraId="5EC5B070" ns2:textId="3745C485">
       <w:pPr>
         <w:pStyle w:val="ListParagraph"/>
         <w:numPr>
@@ -1250,7 +888,7 @@
         <w:t xml:space="preserve"> in the State All‑Star Game</w:t>
       </w:r>
     </w:p>
-    <w:p>
+    <w:p ns2:paraId="444E5072" ns2:textId="1B623B9E">
       <w:pPr>
         <w:pStyle w:val="ListParagraph"/>
         <w:numPr>
@@ -1299,7 +937,7 @@
         <w:t>, Colorado High School Baseball Coaches Association</w:t>
       </w:r>
     </w:p>
-    <w:p>
+    <w:p ns2:paraId="43AB9A4F" ns2:textId="7B0D1165">
       <w:pPr>
         <w:pStyle w:val="ListParagraph"/>
         <w:numPr>
@@ -1348,7 +986,7 @@
         <w:t xml:space="preserve"> recognition</w:t>
       </w:r>
     </w:p>
-    <w:p>
+    <w:p ns2:paraId="7F8C73C5" ns2:textId="684CDB54">
       <w:pPr>
         <w:pStyle w:val="ListParagraph"/>
         <w:numPr>
@@ -1383,7 +1021,7 @@
         <w:t>Colorado Athletic Directors Association Outstanding School Administrator of the Year</w:t>
       </w:r>
     </w:p>
-    <w:p>
+    <w:p ns2:paraId="14641048" ns2:textId="6FBAFF20">
       <w:pPr>
         <w:pStyle w:val="ListParagraph"/>
         <w:numPr>
@@ -1418,7 +1056,7 @@
         <w:t>Colorado Interscholastic Athletic Administrator Award</w:t>
       </w:r>
     </w:p>
-    <w:p>
+    <w:p ns2:paraId="7E0CAF53" ns2:textId="676F0E32">
       <w:pPr>
         <w:pStyle w:val="ListParagraph"/>
         <w:numPr>
@@ -1481,7 +1119,7 @@
         <w:t xml:space="preserve"> during the 2002 Winter Olympic Torch Relay</w:t>
       </w:r>
     </w:p>
-    <w:p>
+    <w:p ns2:paraId="587D9BC9" ns2:textId="4050DD43">
       <w:pPr>
         <w:pStyle w:val="ListParagraph"/>
         <w:numPr>
@@ -1516,7 +1154,7 @@
         <w:t>Jefferson County Association of Educational Office Professionals Administrator of the Year</w:t>
       </w:r>
     </w:p>
-    <w:p>
+    <w:p ns2:paraId="01670C49" ns2:textId="17503555">
       <w:pPr>
         <w:spacing w:before="210" w:beforeAutospacing="off" w:after="210" w:afterAutospacing="off" w:line="300" w:lineRule="auto"/>
         <w:rPr>
@@ -1574,7 +1212,7 @@
         <w:t xml:space="preserve"> leadership capacities that shaped baseball across Colorado. His extensive committee and organizational roles include:</w:t>
       </w:r>
     </w:p>
-    <w:p>
+    <w:p ns2:paraId="4266D2E0" ns2:textId="3263BDA3">
       <w:pPr>
         <w:pStyle w:val="ListParagraph"/>
         <w:numPr>
@@ -1623,7 +1261,7 @@
         <w:t>Colorado High School Baseball Coaches Association</w:t>
       </w:r>
     </w:p>
-    <w:p>
+    <w:p ns2:paraId="517E8413" ns2:textId="02AE05E3">
       <w:pPr>
         <w:pStyle w:val="ListParagraph"/>
         <w:numPr>
@@ -1686,7 +1324,7 @@
         <w:t xml:space="preserve"> and Chatfield Little League Baseball Camps</w:t>
       </w:r>
     </w:p>
-    <w:p>
+    <w:p ns2:paraId="3866FD45" ns2:textId="646E9EC6">
       <w:pPr>
         <w:pStyle w:val="ListParagraph"/>
         <w:numPr>
@@ -1735,7 +1373,7 @@
         <w:t>All‑State Baseball Games</w:t>
       </w:r>
     </w:p>
-    <w:p>
+    <w:p ns2:paraId="44F570C7" ns2:textId="1673D2A6">
       <w:pPr>
         <w:pStyle w:val="ListParagraph"/>
         <w:numPr>
@@ -1784,7 +1422,7 @@
         <w:t xml:space="preserve"> member</w:t>
       </w:r>
     </w:p>
-    <w:p>
+    <w:p ns2:paraId="15C4D3EA" ns2:textId="11D41D37">
       <w:pPr>
         <w:pStyle w:val="ListParagraph"/>
         <w:numPr>
@@ -1833,7 +1471,7 @@
         <w:t>CHSAA Baseball Committee</w:t>
       </w:r>
     </w:p>
-    <w:p>
+    <w:p ns2:paraId="3055990C" ns2:textId="0A12ECF9">
       <w:pPr>
         <w:pStyle w:val="ListParagraph"/>
         <w:numPr>
@@ -1882,7 +1520,7 @@
         <w:t>Classification and League Organizing Committee (CLOC)</w:t>
       </w:r>
     </w:p>
-    <w:p>
+    <w:p ns2:paraId="05D18835" ns2:textId="0D3C98FD">
       <w:pPr>
         <w:pStyle w:val="ListParagraph"/>
         <w:numPr>
@@ -1945,7 +1583,7 @@
         <w:t xml:space="preserve"> in collaboration with the Colorado Rockies</w:t>
       </w:r>
     </w:p>
-    <w:p>
+    <w:p ns2:paraId="37EDF383" ns2:textId="6270C3F9">
       <w:pPr>
         <w:pStyle w:val="ListParagraph"/>
         <w:numPr>
@@ -1994,7 +1632,7 @@
         <w:t>School Improvement Committee</w:t>
       </w:r>
     </w:p>
-    <w:p>
+    <w:p ns2:paraId="10B6A0C0" ns2:textId="6F104332">
       <w:pPr>
         <w:pStyle w:val="ListParagraph"/>
         <w:numPr>
@@ -2043,7 +1681,7 @@
         <w:t>American Baseball Congress</w:t>
       </w:r>
     </w:p>
-    <w:p>
+    <w:p ns2:paraId="07A8CAA9" ns2:textId="28D9D036">
       <w:pPr>
         <w:pStyle w:val="ListParagraph"/>
         <w:numPr>
@@ -2092,7 +1730,7 @@
         <w:t>Colorado High School Coaches Association</w:t>
       </w:r>
     </w:p>
-    <w:p>
+    <w:p ns2:paraId="3BDCEBA1" ns2:textId="1188DE91">
       <w:pPr>
         <w:spacing w:before="210" w:beforeAutospacing="off" w:after="210" w:afterAutospacing="off" w:line="300" w:lineRule="auto"/>
         <w:rPr>
@@ -2122,7 +1760,7 @@
         <w:t>Frank DeAngelis’s contributions to baseball, education, and leadership at both the district and statewide levels are extraordinary. His influence continues to shape Colorado athletics, and his dedication to student‑athletes has left an enduring legacy throughout the state.</w:t>
       </w:r>
     </w:p>
-    <w:p>
+    <w:p ns2:paraId="44A82704" ns2:textId="33CE08A0">
       <w:pPr>
         <w:pStyle w:val="BodyText"/>
       </w:pPr>
